--- a/atelier/atelier_016.docx
+++ b/atelier/atelier_016.docx
@@ -1365,14 +1365,7 @@
           <w:i/>
           <w:iCs/>
         </w:rPr>
-        <w:t xml:space="preserve">Exemple indicatif à adapter — </w:t>
-      </w:r>
-      <w:r>
-        <w:rPr>
-          <w:i/>
-          <w:iCs/>
-        </w:rPr>
-        <w:t xml:space="preserve">chaque squad remplit le sien, l'important est UN seul A par ligne.</w:t>
+        <w:t xml:space="preserve">Exemple indicatif à adapter — chaque squad remplit le sien, l'important est UN seul A par ligne.</w:t>
       </w:r>
     </w:p>
     <w:p>
